--- a/report_phase1/3024244171_牛泽钰_第一周课程报告.docx
+++ b/report_phase1/3024244171_牛泽钰_第一周课程报告.docx
@@ -10,8 +10,6 @@
           <w:rFonts w:ascii="宋体" w:hAnsi="宋体" w:eastAsia="宋体"/>
         </w:rPr>
       </w:pPr>
-      <w:bookmarkStart w:id="0" w:name="_GoBack"/>
-      <w:bookmarkEnd w:id="0"/>
       <w:r>
         <w:rPr>
           <w:rFonts w:ascii="宋体" w:hAnsi="宋体" w:eastAsia="宋体"/>
@@ -57,7 +55,7 @@
     </w:p>
     <w:p>
       <w:pPr>
-        <w:pStyle w:val="173"/>
+        <w:pStyle w:val="172"/>
         <w:widowControl/>
       </w:pPr>
       <w:r>
@@ -1873,7 +1871,6 @@
         <w:rPr>
           <w:rFonts w:hint="eastAsia" w:ascii="黑体" w:hAnsi="黑体" w:eastAsia="黑体" w:cs="黑体"/>
           <w:b w:val="0"/>
-          <w:bdr w:val="none" w:sz="0" w:space="0"/>
         </w:rPr>
       </w:pPr>
       <w:r>
@@ -1907,7 +1904,7 @@
         <w:widowControl/>
         <w:ind w:left="0" w:leftChars="0" w:firstLine="0" w:firstLineChars="0"/>
         <w:rPr>
-          <w:rStyle w:val="171"/>
+          <w:rStyle w:val="170"/>
           <w:rFonts w:hint="eastAsia" w:eastAsia="宋体"/>
           <w:lang w:eastAsia="zh-CN"/>
         </w:rPr>
@@ -1926,7 +1923,7 @@
       </w:pPr>
       <w:r>
         <w:rPr>
-          <w:rStyle w:val="171"/>
+          <w:rStyle w:val="170"/>
         </w:rPr>
         <w:t>关键词：</w:t>
       </w:r>
@@ -1967,7 +1964,6 @@
         <w:rPr>
           <w:rFonts w:hint="eastAsia" w:ascii="黑体" w:hAnsi="黑体" w:eastAsia="黑体" w:cs="黑体"/>
           <w:b w:val="0"/>
-          <w:bdr w:val="none" w:sz="0" w:space="0"/>
         </w:rPr>
       </w:pPr>
       <w:r>
@@ -1984,7 +1980,6 @@
         <w:ind w:left="0" w:leftChars="0" w:firstLine="0" w:firstLineChars="0"/>
         <w:rPr>
           <w:b w:val="0"/>
-          <w:bdr w:val="none" w:sz="0" w:space="0"/>
         </w:rPr>
       </w:pPr>
       <w:r>
@@ -2038,7 +2033,6 @@
           <w:color w:val="666666"/>
           <w:sz w:val="24"/>
           <w:szCs w:val="24"/>
-          <w:bdr w:val="none" w:sz="0" w:space="0"/>
         </w:rPr>
       </w:pPr>
       <w:r>
@@ -3159,7 +3153,6 @@
         <w:ind w:left="0" w:leftChars="0" w:firstLine="0" w:firstLineChars="0"/>
         <w:rPr>
           <w:b w:val="0"/>
-          <w:bdr w:val="none" w:sz="0" w:space="0"/>
         </w:rPr>
       </w:pPr>
       <w:r>
@@ -4219,7 +4212,6 @@
         <w:rPr>
           <w:rFonts w:hint="eastAsia" w:ascii="黑体" w:hAnsi="黑体" w:eastAsia="黑体" w:cs="黑体"/>
           <w:b w:val="0"/>
-          <w:bdr w:val="none" w:sz="0" w:space="0"/>
         </w:rPr>
       </w:pPr>
       <w:r>
@@ -4236,7 +4228,6 @@
         <w:ind w:left="0" w:leftChars="0" w:firstLine="0" w:firstLineChars="0"/>
         <w:rPr>
           <w:b w:val="0"/>
-          <w:bdr w:val="none" w:sz="0" w:space="0"/>
         </w:rPr>
       </w:pPr>
       <w:r>
@@ -4751,6 +4742,49 @@
           <w:lang w:eastAsia="zh-CN"/>
         </w:rPr>
       </w:pPr>
+      <w:r>
+        <w:rPr>
+          <w:rFonts w:ascii="宋体" w:hAnsi="宋体" w:eastAsia="宋体"/>
+          <w:lang w:eastAsia="zh-CN"/>
+        </w:rPr>
+        <w:drawing>
+          <wp:inline distT="0" distB="0" distL="114300" distR="114300">
+            <wp:extent cx="3882390" cy="1616075"/>
+            <wp:effectExtent l="0" t="0" r="3810" b="14605"/>
+            <wp:docPr id="3" name="图片 3" descr="18079839b4b7adf1f8ce90408864f968"/>
+            <wp:cNvGraphicFramePr>
+              <a:graphicFrameLocks xmlns:a="http://schemas.openxmlformats.org/drawingml/2006/main" noChangeAspect="1"/>
+            </wp:cNvGraphicFramePr>
+            <a:graphic xmlns:a="http://schemas.openxmlformats.org/drawingml/2006/main">
+              <a:graphicData uri="http://schemas.openxmlformats.org/drawingml/2006/picture">
+                <pic:pic xmlns:pic="http://schemas.openxmlformats.org/drawingml/2006/picture">
+                  <pic:nvPicPr>
+                    <pic:cNvPr id="3" name="图片 3" descr="18079839b4b7adf1f8ce90408864f968"/>
+                    <pic:cNvPicPr>
+                      <a:picLocks noChangeAspect="1"/>
+                    </pic:cNvPicPr>
+                  </pic:nvPicPr>
+                  <pic:blipFill>
+                    <a:blip r:embed="rId9"/>
+                    <a:stretch>
+                      <a:fillRect/>
+                    </a:stretch>
+                  </pic:blipFill>
+                  <pic:spPr>
+                    <a:xfrm>
+                      <a:off x="0" y="0"/>
+                      <a:ext cx="3882390" cy="1616075"/>
+                    </a:xfrm>
+                    <a:prstGeom prst="rect">
+                      <a:avLst/>
+                    </a:prstGeom>
+                  </pic:spPr>
+                </pic:pic>
+              </a:graphicData>
+            </a:graphic>
+          </wp:inline>
+        </w:drawing>
+      </w:r>
     </w:p>
     <w:p>
       <w:pPr>
@@ -4762,7 +4796,6 @@
         <w:ind w:left="0" w:leftChars="0" w:firstLine="0" w:firstLineChars="0"/>
         <w:rPr>
           <w:b w:val="0"/>
-          <w:bdr w:val="none" w:sz="0" w:space="0"/>
         </w:rPr>
       </w:pPr>
       <w:r>
@@ -5631,7 +5664,6 @@
         <w:ind w:left="0" w:leftChars="0" w:firstLine="0" w:firstLineChars="0"/>
         <w:rPr>
           <w:b w:val="0"/>
-          <w:bdr w:val="none" w:sz="0" w:space="0"/>
         </w:rPr>
       </w:pPr>
       <w:r>
@@ -6849,7 +6881,6 @@
         <w:ind w:left="0" w:leftChars="0" w:firstLine="0" w:firstLineChars="0"/>
         <w:rPr>
           <w:b w:val="0"/>
-          <w:bdr w:val="none" w:sz="0" w:space="0"/>
         </w:rPr>
       </w:pPr>
       <w:r>
@@ -6903,7 +6934,6 @@
           <w:color w:val="666666"/>
           <w:sz w:val="24"/>
           <w:szCs w:val="24"/>
-          <w:bdr w:val="none" w:sz="0" w:space="0"/>
         </w:rPr>
       </w:pPr>
       <w:r>
@@ -8424,7 +8454,6 @@
         <w:ind w:left="0" w:leftChars="0" w:firstLine="0" w:firstLineChars="0"/>
         <w:rPr>
           <w:b w:val="0"/>
-          <w:bdr w:val="none" w:sz="0" w:space="0"/>
         </w:rPr>
       </w:pPr>
       <w:r>
@@ -8601,6 +8630,52 @@
           <w:sz w:val="24"/>
           <w:szCs w:val="24"/>
         </w:rPr>
+        <w:drawing>
+          <wp:inline distT="0" distB="0" distL="114300" distR="114300">
+            <wp:extent cx="3241675" cy="1716405"/>
+            <wp:effectExtent l="0" t="0" r="4445" b="5715"/>
+            <wp:docPr id="4" name="图片 4" descr="4588683f7e6400c76ee779fc831ee3d6"/>
+            <wp:cNvGraphicFramePr>
+              <a:graphicFrameLocks xmlns:a="http://schemas.openxmlformats.org/drawingml/2006/main" noChangeAspect="1"/>
+            </wp:cNvGraphicFramePr>
+            <a:graphic xmlns:a="http://schemas.openxmlformats.org/drawingml/2006/main">
+              <a:graphicData uri="http://schemas.openxmlformats.org/drawingml/2006/picture">
+                <pic:pic xmlns:pic="http://schemas.openxmlformats.org/drawingml/2006/picture">
+                  <pic:nvPicPr>
+                    <pic:cNvPr id="4" name="图片 4" descr="4588683f7e6400c76ee779fc831ee3d6"/>
+                    <pic:cNvPicPr>
+                      <a:picLocks noChangeAspect="1"/>
+                    </pic:cNvPicPr>
+                  </pic:nvPicPr>
+                  <pic:blipFill>
+                    <a:blip r:embed="rId10"/>
+                    <a:stretch>
+                      <a:fillRect/>
+                    </a:stretch>
+                  </pic:blipFill>
+                  <pic:spPr>
+                    <a:xfrm>
+                      <a:off x="0" y="0"/>
+                      <a:ext cx="3241675" cy="1716405"/>
+                    </a:xfrm>
+                    <a:prstGeom prst="rect">
+                      <a:avLst/>
+                    </a:prstGeom>
+                  </pic:spPr>
+                </pic:pic>
+              </a:graphicData>
+            </a:graphic>
+          </wp:inline>
+        </w:drawing>
+      </w:r>
+      <w:r>
+        <w:rPr>
+          <w:rFonts w:ascii="Times New Roman" w:hAnsi="Times New Roman" w:eastAsia="宋体" w:cs="Times New Roman"/>
+          <w:i/>
+          <w:color w:val="666666"/>
+          <w:sz w:val="24"/>
+          <w:szCs w:val="24"/>
+        </w:rPr>
         <w:br w:type="textWrapping"/>
       </w:r>
       <w:r>
@@ -8711,7 +8786,29 @@
           <w:sz w:val="24"/>
           <w:szCs w:val="24"/>
         </w:rPr>
-        <w:t xml:space="preserve">   - 【截图位置：插入 make all 编译输出的终端截图】</w:t>
+        <w:t xml:space="preserve">   - 【截图位置：插入 make all 编译输出的终端</w:t>
+      </w:r>
+      <w:bookmarkStart w:id="0" w:name="_GoBack"/>
+      <w:r>
+        <w:rPr>
+          <w:rFonts w:ascii="Times New Roman" w:hAnsi="Times New Roman" w:eastAsia="宋体" w:cs="Times New Roman"/>
+          <w:i/>
+          <w:color w:val="666666"/>
+          <w:sz w:val="24"/>
+          <w:szCs w:val="24"/>
+        </w:rPr>
+        <w:t>截图</w:t>
+      </w:r>
+      <w:bookmarkEnd w:id="0"/>
+      <w:r>
+        <w:rPr>
+          <w:rFonts w:ascii="Times New Roman" w:hAnsi="Times New Roman" w:eastAsia="宋体" w:cs="Times New Roman"/>
+          <w:i/>
+          <w:color w:val="666666"/>
+          <w:sz w:val="24"/>
+          <w:szCs w:val="24"/>
+        </w:rPr>
+        <w:t>】</w:t>
       </w:r>
       <w:r>
         <w:rPr>
@@ -8731,6 +8828,52 @@
           <w:sz w:val="24"/>
           <w:szCs w:val="24"/>
         </w:rPr>
+        <w:drawing>
+          <wp:inline distT="0" distB="0" distL="114300" distR="114300">
+            <wp:extent cx="4773295" cy="1986915"/>
+            <wp:effectExtent l="0" t="0" r="12065" b="9525"/>
+            <wp:docPr id="6" name="图片 6" descr="18079839b4b7adf1f8ce90408864f968"/>
+            <wp:cNvGraphicFramePr>
+              <a:graphicFrameLocks xmlns:a="http://schemas.openxmlformats.org/drawingml/2006/main" noChangeAspect="1"/>
+            </wp:cNvGraphicFramePr>
+            <a:graphic xmlns:a="http://schemas.openxmlformats.org/drawingml/2006/main">
+              <a:graphicData uri="http://schemas.openxmlformats.org/drawingml/2006/picture">
+                <pic:pic xmlns:pic="http://schemas.openxmlformats.org/drawingml/2006/picture">
+                  <pic:nvPicPr>
+                    <pic:cNvPr id="6" name="图片 6" descr="18079839b4b7adf1f8ce90408864f968"/>
+                    <pic:cNvPicPr>
+                      <a:picLocks noChangeAspect="1"/>
+                    </pic:cNvPicPr>
+                  </pic:nvPicPr>
+                  <pic:blipFill>
+                    <a:blip r:embed="rId9"/>
+                    <a:stretch>
+                      <a:fillRect/>
+                    </a:stretch>
+                  </pic:blipFill>
+                  <pic:spPr>
+                    <a:xfrm>
+                      <a:off x="0" y="0"/>
+                      <a:ext cx="4773295" cy="1986915"/>
+                    </a:xfrm>
+                    <a:prstGeom prst="rect">
+                      <a:avLst/>
+                    </a:prstGeom>
+                  </pic:spPr>
+                </pic:pic>
+              </a:graphicData>
+            </a:graphic>
+          </wp:inline>
+        </w:drawing>
+      </w:r>
+      <w:r>
+        <w:rPr>
+          <w:rFonts w:ascii="Times New Roman" w:hAnsi="Times New Roman" w:eastAsia="宋体" w:cs="Times New Roman"/>
+          <w:i/>
+          <w:color w:val="666666"/>
+          <w:sz w:val="24"/>
+          <w:szCs w:val="24"/>
+        </w:rPr>
         <w:br w:type="textWrapping"/>
       </w:r>
       <w:r>
@@ -8852,6 +8995,52 @@
           <w:szCs w:val="24"/>
         </w:rPr>
         <w:br w:type="textWrapping"/>
+      </w:r>
+      <w:r>
+        <w:rPr>
+          <w:rFonts w:ascii="Times New Roman" w:hAnsi="Times New Roman" w:eastAsia="宋体" w:cs="Times New Roman"/>
+          <w:i/>
+          <w:color w:val="666666"/>
+          <w:sz w:val="24"/>
+          <w:szCs w:val="24"/>
+        </w:rPr>
+        <w:drawing>
+          <wp:inline distT="0" distB="0" distL="114300" distR="114300">
+            <wp:extent cx="4758055" cy="1980565"/>
+            <wp:effectExtent l="0" t="0" r="12065" b="635"/>
+            <wp:docPr id="5" name="图片 5" descr="18079839b4b7adf1f8ce90408864f968"/>
+            <wp:cNvGraphicFramePr>
+              <a:graphicFrameLocks xmlns:a="http://schemas.openxmlformats.org/drawingml/2006/main" noChangeAspect="1"/>
+            </wp:cNvGraphicFramePr>
+            <a:graphic xmlns:a="http://schemas.openxmlformats.org/drawingml/2006/main">
+              <a:graphicData uri="http://schemas.openxmlformats.org/drawingml/2006/picture">
+                <pic:pic xmlns:pic="http://schemas.openxmlformats.org/drawingml/2006/picture">
+                  <pic:nvPicPr>
+                    <pic:cNvPr id="5" name="图片 5" descr="18079839b4b7adf1f8ce90408864f968"/>
+                    <pic:cNvPicPr>
+                      <a:picLocks noChangeAspect="1"/>
+                    </pic:cNvPicPr>
+                  </pic:nvPicPr>
+                  <pic:blipFill>
+                    <a:blip r:embed="rId9"/>
+                    <a:stretch>
+                      <a:fillRect/>
+                    </a:stretch>
+                  </pic:blipFill>
+                  <pic:spPr>
+                    <a:xfrm>
+                      <a:off x="0" y="0"/>
+                      <a:ext cx="4758055" cy="1980565"/>
+                    </a:xfrm>
+                    <a:prstGeom prst="rect">
+                      <a:avLst/>
+                    </a:prstGeom>
+                  </pic:spPr>
+                </pic:pic>
+              </a:graphicData>
+            </a:graphic>
+          </wp:inline>
+        </w:drawing>
       </w:r>
       <w:r>
         <w:rPr>
@@ -9192,7 +9381,6 @@
         <w:ind w:left="0" w:leftChars="0" w:firstLine="0" w:firstLineChars="0"/>
         <w:rPr>
           <w:b w:val="0"/>
-          <w:bdr w:val="none" w:sz="0" w:space="0"/>
         </w:rPr>
       </w:pPr>
       <w:r>
@@ -9565,7 +9753,6 @@
         <w:rPr>
           <w:rFonts w:hint="eastAsia" w:ascii="黑体" w:hAnsi="黑体" w:eastAsia="黑体" w:cs="黑体"/>
           <w:b w:val="0"/>
-          <w:bdr w:val="none" w:sz="0" w:space="0"/>
         </w:rPr>
       </w:pPr>
       <w:r>
@@ -9582,7 +9769,6 @@
         <w:ind w:left="0" w:leftChars="0" w:firstLine="0" w:firstLineChars="0"/>
         <w:rPr>
           <w:b w:val="0"/>
-          <w:bdr w:val="none" w:sz="0" w:space="0"/>
         </w:rPr>
       </w:pPr>
       <w:r>
@@ -9652,7 +9838,6 @@
           <w:color w:val="666666"/>
           <w:sz w:val="24"/>
           <w:szCs w:val="24"/>
-          <w:bdr w:val="none" w:sz="0" w:space="0"/>
         </w:rPr>
       </w:pPr>
       <w:r>
@@ -9683,7 +9868,6 @@
           <w:color w:val="666666"/>
           <w:sz w:val="24"/>
           <w:szCs w:val="24"/>
-          <w:bdr w:val="none" w:sz="0" w:space="0"/>
         </w:rPr>
       </w:pPr>
       <w:r>
@@ -9714,7 +9898,6 @@
           <w:color w:val="666666"/>
           <w:sz w:val="24"/>
           <w:szCs w:val="24"/>
-          <w:bdr w:val="none" w:sz="0" w:space="0"/>
         </w:rPr>
       </w:pPr>
       <w:r>
@@ -9745,7 +9928,6 @@
           <w:color w:val="666666"/>
           <w:sz w:val="24"/>
           <w:szCs w:val="24"/>
-          <w:bdr w:val="none" w:sz="0" w:space="0"/>
         </w:rPr>
       </w:pPr>
       <w:r>
@@ -9776,7 +9958,6 @@
           <w:color w:val="666666"/>
           <w:sz w:val="24"/>
           <w:szCs w:val="24"/>
-          <w:bdr w:val="none" w:sz="0" w:space="0"/>
         </w:rPr>
       </w:pPr>
       <w:r>
@@ -10599,7 +10780,6 @@
         <w:ind w:left="0" w:leftChars="0" w:firstLine="0" w:firstLineChars="0"/>
         <w:rPr>
           <w:b w:val="0"/>
-          <w:bdr w:val="none" w:sz="0" w:space="0"/>
         </w:rPr>
       </w:pPr>
       <w:r>
@@ -11763,7 +11943,6 @@
         <w:ind w:left="0" w:leftChars="0" w:firstLine="0" w:firstLineChars="0"/>
         <w:rPr>
           <w:b w:val="0"/>
-          <w:bdr w:val="none" w:sz="0" w:space="0"/>
         </w:rPr>
       </w:pPr>
       <w:r>
@@ -13600,7 +13779,6 @@
         <w:ind w:left="0" w:leftChars="0" w:firstLine="0" w:firstLineChars="0"/>
         <w:rPr>
           <w:b w:val="0"/>
-          <w:bdr w:val="none" w:sz="0" w:space="0"/>
         </w:rPr>
       </w:pPr>
       <w:r>
@@ -13654,7 +13832,6 @@
           <w:color w:val="666666"/>
           <w:sz w:val="24"/>
           <w:szCs w:val="24"/>
-          <w:bdr w:val="none" w:sz="0" w:space="0"/>
         </w:rPr>
       </w:pPr>
       <w:r>
@@ -14989,7 +15166,6 @@
         <w:ind w:left="0" w:leftChars="0" w:firstLine="0" w:firstLineChars="0"/>
         <w:rPr>
           <w:b w:val="0"/>
-          <w:bdr w:val="none" w:sz="0" w:space="0"/>
         </w:rPr>
       </w:pPr>
       <w:r>
@@ -16383,7 +16559,6 @@
         <w:ind w:left="0" w:leftChars="0" w:firstLine="0" w:firstLineChars="0"/>
         <w:rPr>
           <w:b w:val="0"/>
-          <w:bdr w:val="none" w:sz="0" w:space="0"/>
         </w:rPr>
       </w:pPr>
       <w:r>
@@ -16523,7 +16698,6 @@
           <w:color w:val="666666"/>
           <w:sz w:val="24"/>
           <w:szCs w:val="24"/>
-          <w:bdr w:val="none" w:sz="0" w:space="0"/>
         </w:rPr>
       </w:pPr>
       <w:r>
@@ -16702,7 +16876,6 @@
         <w:rPr>
           <w:rFonts w:hint="eastAsia" w:ascii="黑体" w:hAnsi="黑体" w:eastAsia="黑体" w:cs="黑体"/>
           <w:b w:val="0"/>
-          <w:bdr w:val="none" w:sz="0" w:space="0"/>
         </w:rPr>
       </w:pPr>
       <w:r>
@@ -16719,7 +16892,6 @@
         <w:ind w:left="0" w:leftChars="0" w:firstLine="0" w:firstLineChars="0"/>
         <w:rPr>
           <w:b w:val="0"/>
-          <w:bdr w:val="none" w:sz="0" w:space="0"/>
         </w:rPr>
       </w:pPr>
       <w:r>
@@ -16757,7 +16929,6 @@
         <w:ind w:left="0" w:leftChars="0" w:firstLine="0" w:firstLineChars="0"/>
         <w:rPr>
           <w:b w:val="0"/>
-          <w:bdr w:val="none" w:sz="0" w:space="0"/>
         </w:rPr>
       </w:pPr>
       <w:r>
@@ -16795,7 +16966,6 @@
         <w:ind w:left="0" w:leftChars="0" w:firstLine="0" w:firstLineChars="0"/>
         <w:rPr>
           <w:b w:val="0"/>
-          <w:bdr w:val="none" w:sz="0" w:space="0"/>
         </w:rPr>
       </w:pPr>
       <w:r>
@@ -18186,7 +18356,6 @@
         <w:ind w:left="0" w:leftChars="0" w:firstLine="0" w:firstLineChars="0"/>
         <w:rPr>
           <w:b w:val="0"/>
-          <w:bdr w:val="none" w:sz="0" w:space="0"/>
         </w:rPr>
       </w:pPr>
       <w:r>
@@ -18228,7 +18397,6 @@
         <w:rPr>
           <w:rFonts w:hint="eastAsia" w:ascii="黑体" w:hAnsi="黑体" w:eastAsia="黑体" w:cs="黑体"/>
           <w:b w:val="0"/>
-          <w:bdr w:val="none" w:sz="0" w:space="0"/>
         </w:rPr>
       </w:pPr>
       <w:r>
@@ -18285,7 +18453,6 @@
         <w:rPr>
           <w:rFonts w:hint="eastAsia" w:ascii="黑体" w:hAnsi="黑体" w:eastAsia="黑体" w:cs="黑体"/>
           <w:b w:val="0"/>
-          <w:bdr w:val="none" w:sz="0" w:space="0"/>
         </w:rPr>
       </w:pPr>
       <w:r>
@@ -18340,7 +18507,6 @@
         <w:ind w:left="0" w:leftChars="0" w:firstLine="0" w:firstLineChars="0"/>
         <w:rPr>
           <w:b w:val="0"/>
-          <w:bdr w:val="none" w:sz="0" w:space="0"/>
         </w:rPr>
       </w:pPr>
       <w:r>
@@ -18388,7 +18554,6 @@
         <w:rPr>
           <w:rFonts w:hint="eastAsia" w:ascii="黑体" w:hAnsi="黑体" w:eastAsia="黑体" w:cs="黑体"/>
           <w:b w:val="0"/>
-          <w:bdr w:val="none" w:sz="0" w:space="0"/>
         </w:rPr>
       </w:pPr>
       <w:r>
@@ -18405,7 +18570,6 @@
         <w:ind w:left="0" w:leftChars="0" w:firstLine="0" w:firstLineChars="0"/>
         <w:rPr>
           <w:b w:val="0"/>
-          <w:bdr w:val="none" w:sz="0" w:space="0"/>
         </w:rPr>
       </w:pPr>
       <w:r>
@@ -18443,7 +18607,6 @@
         <w:ind w:left="0" w:leftChars="0" w:firstLine="0" w:firstLineChars="0"/>
         <w:rPr>
           <w:b w:val="0"/>
-          <w:bdr w:val="none" w:sz="0" w:space="0"/>
         </w:rPr>
       </w:pPr>
       <w:r>
@@ -18481,7 +18644,6 @@
         <w:ind w:left="0" w:leftChars="0" w:firstLine="0" w:firstLineChars="0"/>
         <w:rPr>
           <w:b w:val="0"/>
-          <w:bdr w:val="none" w:sz="0" w:space="0"/>
         </w:rPr>
       </w:pPr>
       <w:r>
@@ -18519,7 +18681,6 @@
         <w:ind w:left="0" w:leftChars="0" w:firstLine="0" w:firstLineChars="0"/>
         <w:rPr>
           <w:b w:val="0"/>
-          <w:bdr w:val="none" w:sz="0" w:space="0"/>
         </w:rPr>
       </w:pPr>
       <w:r>
@@ -18557,7 +18718,6 @@
         <w:ind w:left="0" w:leftChars="0" w:firstLine="0" w:firstLineChars="0"/>
         <w:rPr>
           <w:b w:val="0"/>
-          <w:bdr w:val="none" w:sz="0" w:space="0"/>
         </w:rPr>
       </w:pPr>
       <w:r>
@@ -18602,6 +18762,12 @@
             <w:insideH w:val="single" w:color="auto" w:sz="4" w:space="0"/>
             <w:insideV w:val="single" w:color="auto" w:sz="4" w:space="0"/>
           </w:tblBorders>
+          <w:tblCellMar>
+            <w:top w:w="0" w:type="dxa"/>
+            <w:left w:w="108" w:type="dxa"/>
+            <w:bottom w:w="0" w:type="dxa"/>
+            <w:right w:w="108" w:type="dxa"/>
+          </w:tblCellMar>
         </w:tblPrEx>
         <w:trPr>
           <w:tblHeader/>
@@ -19528,7 +19694,6 @@
         <w:rPr>
           <w:rFonts w:hint="eastAsia" w:ascii="黑体" w:hAnsi="黑体" w:eastAsia="黑体" w:cs="黑体"/>
           <w:b w:val="0"/>
-          <w:bdr w:val="none" w:sz="0" w:space="0"/>
         </w:rPr>
       </w:pPr>
       <w:r>
@@ -19588,7 +19753,6 @@
         <w:rPr>
           <w:rFonts w:hint="eastAsia" w:ascii="黑体" w:hAnsi="黑体" w:eastAsia="黑体" w:cs="黑体"/>
           <w:b w:val="0"/>
-          <w:bdr w:val="none" w:sz="0" w:space="0"/>
         </w:rPr>
       </w:pPr>
       <w:r>
@@ -19647,7 +19811,6 @@
         <w:ind w:left="0" w:leftChars="0" w:firstLine="0" w:firstLineChars="0"/>
         <w:rPr>
           <w:b w:val="0"/>
-          <w:bdr w:val="none" w:sz="0" w:space="0"/>
         </w:rPr>
       </w:pPr>
       <w:r>
@@ -19704,7 +19867,6 @@
         <w:rPr>
           <w:rFonts w:hint="eastAsia" w:ascii="黑体" w:hAnsi="黑体" w:eastAsia="黑体" w:cs="黑体"/>
           <w:b w:val="0"/>
-          <w:bdr w:val="none" w:sz="0" w:space="0"/>
         </w:rPr>
       </w:pPr>
       <w:r>
@@ -19742,7 +19904,6 @@
         <w:ind w:left="0" w:leftChars="0" w:firstLine="0" w:firstLineChars="0"/>
         <w:rPr>
           <w:b w:val="0"/>
-          <w:bdr w:val="none" w:sz="0" w:space="0"/>
         </w:rPr>
       </w:pPr>
       <w:r>
@@ -19780,7 +19941,6 @@
         <w:ind w:left="0" w:leftChars="0" w:firstLine="0" w:firstLineChars="0"/>
         <w:rPr>
           <w:b w:val="0"/>
-          <w:bdr w:val="none" w:sz="0" w:space="0"/>
         </w:rPr>
       </w:pPr>
       <w:r>
@@ -19818,7 +19978,6 @@
         <w:ind w:left="0" w:leftChars="0" w:firstLine="0" w:firstLineChars="0"/>
         <w:rPr>
           <w:b w:val="0"/>
-          <w:bdr w:val="none" w:sz="0" w:space="0"/>
         </w:rPr>
       </w:pPr>
       <w:r>
@@ -19856,7 +20015,6 @@
         <w:ind w:left="0" w:leftChars="0" w:firstLine="0" w:firstLineChars="0"/>
         <w:rPr>
           <w:b w:val="0"/>
-          <w:bdr w:val="none" w:sz="0" w:space="0"/>
         </w:rPr>
       </w:pPr>
       <w:r>
@@ -21179,7 +21337,6 @@
         <w:ind w:left="0" w:leftChars="0" w:firstLine="0" w:firstLineChars="0"/>
         <w:rPr>
           <w:b w:val="0"/>
-          <w:bdr w:val="none" w:sz="0" w:space="0"/>
         </w:rPr>
       </w:pPr>
       <w:r>
@@ -21238,7 +21395,6 @@
         <w:ind w:left="0" w:leftChars="0" w:firstLine="0" w:firstLineChars="0"/>
         <w:rPr>
           <w:b w:val="0"/>
-          <w:bdr w:val="none" w:sz="0" w:space="0"/>
         </w:rPr>
       </w:pPr>
       <w:r>
@@ -21286,7 +21442,6 @@
         <w:rPr>
           <w:rFonts w:hint="eastAsia" w:ascii="黑体" w:hAnsi="黑体" w:eastAsia="黑体" w:cs="黑体"/>
           <w:b w:val="0"/>
-          <w:bdr w:val="none" w:sz="0" w:space="0"/>
         </w:rPr>
       </w:pPr>
       <w:r>
@@ -21303,7 +21458,6 @@
         <w:ind w:left="0" w:leftChars="0" w:firstLine="0" w:firstLineChars="0"/>
         <w:rPr>
           <w:b w:val="0"/>
-          <w:bdr w:val="none" w:sz="0" w:space="0"/>
         </w:rPr>
       </w:pPr>
       <w:r>
@@ -21969,7 +22123,6 @@
         <w:ind w:left="0" w:leftChars="0" w:firstLine="0" w:firstLineChars="0"/>
         <w:rPr>
           <w:b w:val="0"/>
-          <w:bdr w:val="none" w:sz="0" w:space="0"/>
         </w:rPr>
       </w:pPr>
       <w:r>
@@ -22032,7 +22185,6 @@
           <w:i w:val="0"/>
           <w:sz w:val="24"/>
           <w:szCs w:val="24"/>
-          <w:bdr w:val="none" w:sz="0" w:space="0"/>
         </w:rPr>
       </w:pPr>
       <w:r>
@@ -22068,7 +22220,6 @@
           <w:i w:val="0"/>
           <w:sz w:val="24"/>
           <w:szCs w:val="24"/>
-          <w:bdr w:val="none" w:sz="0" w:space="0"/>
         </w:rPr>
       </w:pPr>
       <w:r>
@@ -22100,7 +22251,6 @@
         <w:ind w:left="0" w:leftChars="0" w:firstLine="0" w:firstLineChars="0"/>
         <w:rPr>
           <w:b w:val="0"/>
-          <w:bdr w:val="none" w:sz="0" w:space="0"/>
         </w:rPr>
       </w:pPr>
       <w:r>
@@ -22138,7 +22288,6 @@
         <w:ind w:left="0" w:leftChars="0" w:firstLine="0" w:firstLineChars="0"/>
         <w:rPr>
           <w:b w:val="0"/>
-          <w:bdr w:val="none" w:sz="0" w:space="0"/>
         </w:rPr>
       </w:pPr>
       <w:r>
@@ -22178,7 +22327,6 @@
         <w:ind w:left="0" w:leftChars="0" w:firstLine="0" w:firstLineChars="0"/>
         <w:rPr>
           <w:b w:val="0"/>
-          <w:bdr w:val="none" w:sz="0" w:space="0"/>
         </w:rPr>
       </w:pPr>
       <w:r>
@@ -22217,7 +22365,6 @@
         <w:rPr>
           <w:rFonts w:hint="eastAsia" w:ascii="黑体" w:hAnsi="黑体" w:eastAsia="黑体" w:cs="黑体"/>
           <w:b w:val="0"/>
-          <w:bdr w:val="none" w:sz="0" w:space="0"/>
         </w:rPr>
       </w:pPr>
       <w:r>
@@ -22274,7 +22421,6 @@
         <w:ind w:left="0" w:leftChars="0" w:firstLine="0" w:firstLineChars="0"/>
         <w:rPr>
           <w:b w:val="0"/>
-          <w:bdr w:val="none" w:sz="0" w:space="0"/>
         </w:rPr>
       </w:pPr>
       <w:r>
@@ -22312,7 +22458,6 @@
         <w:ind w:left="0" w:leftChars="0" w:firstLine="0" w:firstLineChars="0"/>
         <w:rPr>
           <w:b w:val="0"/>
-          <w:bdr w:val="none" w:sz="0" w:space="0"/>
         </w:rPr>
       </w:pPr>
       <w:r>
@@ -22352,7 +22497,6 @@
         <w:rPr>
           <w:rFonts w:hint="eastAsia" w:ascii="黑体" w:hAnsi="黑体" w:eastAsia="黑体" w:cs="黑体"/>
           <w:b w:val="0"/>
-          <w:bdr w:val="none" w:sz="0" w:space="0"/>
         </w:rPr>
       </w:pPr>
       <w:r>
@@ -22393,7 +22537,7 @@
     </w:p>
     <w:p>
       <w:pPr>
-        <w:pStyle w:val="175"/>
+        <w:pStyle w:val="174"/>
       </w:pPr>
       <w:r>
         <w:t>参考文献</w:t>
@@ -22401,7 +22545,7 @@
     </w:p>
     <w:p>
       <w:pPr>
-        <w:pStyle w:val="174"/>
+        <w:pStyle w:val="173"/>
         <w:widowControl/>
         <w:numPr>
           <w:ilvl w:val="0"/>
@@ -22410,7 +22554,6 @@
         <w:ind w:left="425" w:leftChars="0" w:hanging="425" w:firstLineChars="0"/>
         <w:rPr>
           <w:b w:val="0"/>
-          <w:bdr w:val="none" w:sz="0" w:space="0"/>
         </w:rPr>
       </w:pPr>
       <w:r>
@@ -22419,7 +22562,7 @@
     </w:p>
     <w:p>
       <w:pPr>
-        <w:pStyle w:val="174"/>
+        <w:pStyle w:val="173"/>
         <w:widowControl/>
         <w:numPr>
           <w:ilvl w:val="0"/>
@@ -22428,7 +22571,6 @@
         <w:ind w:left="425" w:leftChars="0" w:hanging="425" w:firstLineChars="0"/>
         <w:rPr>
           <w:b w:val="0"/>
-          <w:bdr w:val="none" w:sz="0" w:space="0"/>
         </w:rPr>
       </w:pPr>
       <w:r>
@@ -22437,7 +22579,7 @@
     </w:p>
     <w:p>
       <w:pPr>
-        <w:pStyle w:val="174"/>
+        <w:pStyle w:val="173"/>
         <w:widowControl/>
         <w:numPr>
           <w:ilvl w:val="0"/>
@@ -22446,7 +22588,6 @@
         <w:ind w:left="425" w:leftChars="0" w:hanging="425" w:firstLineChars="0"/>
         <w:rPr>
           <w:b w:val="0"/>
-          <w:bdr w:val="none" w:sz="0" w:space="0"/>
         </w:rPr>
       </w:pPr>
       <w:r>
@@ -22455,7 +22596,7 @@
     </w:p>
     <w:p>
       <w:pPr>
-        <w:pStyle w:val="174"/>
+        <w:pStyle w:val="173"/>
         <w:widowControl/>
         <w:numPr>
           <w:ilvl w:val="0"/>
@@ -22464,7 +22605,6 @@
         <w:ind w:left="425" w:leftChars="0" w:hanging="425" w:firstLineChars="0"/>
         <w:rPr>
           <w:b w:val="0"/>
-          <w:bdr w:val="none" w:sz="0" w:space="0"/>
         </w:rPr>
       </w:pPr>
       <w:r>
@@ -22473,7 +22613,7 @@
     </w:p>
     <w:p>
       <w:pPr>
-        <w:pStyle w:val="174"/>
+        <w:pStyle w:val="173"/>
         <w:widowControl/>
         <w:numPr>
           <w:ilvl w:val="0"/>
@@ -22482,7 +22622,6 @@
         <w:ind w:left="425" w:leftChars="0" w:hanging="425" w:firstLineChars="0"/>
         <w:rPr>
           <w:b w:val="0"/>
-          <w:bdr w:val="none" w:sz="0" w:space="0"/>
         </w:rPr>
       </w:pPr>
       <w:r>
@@ -22503,7 +22642,6 @@
           <w:b w:val="0"/>
           <w:sz w:val="24"/>
           <w:szCs w:val="24"/>
-          <w:bdr w:val="none" w:sz="0" w:space="0"/>
         </w:rPr>
       </w:pPr>
       <w:r>
@@ -22538,7 +22676,7 @@
     </w:p>
     <w:p>
       <w:pPr>
-        <w:pStyle w:val="172"/>
+        <w:pStyle w:val="171"/>
         <w:widowControl/>
       </w:pPr>
       <w:r>
@@ -22598,7 +22736,6 @@
           <w:color w:val="666666"/>
           <w:sz w:val="24"/>
           <w:szCs w:val="24"/>
-          <w:bdr w:val="none" w:sz="0" w:space="0"/>
         </w:rPr>
       </w:pPr>
       <w:r>
@@ -23143,7 +23280,7 @@
     </w:p>
     <w:p>
       <w:pPr>
-        <w:pStyle w:val="172"/>
+        <w:pStyle w:val="171"/>
         <w:widowControl/>
       </w:pPr>
       <w:r>
@@ -24731,7 +24868,7 @@
     <w:lsdException w:uiPriority="99" w:name="Body Text Indent 2"/>
     <w:lsdException w:uiPriority="99" w:name="Body Text Indent 3"/>
     <w:lsdException w:uiPriority="99" w:name="Block Text"/>
-    <w:lsdException w:uiPriority="99" w:name="Hyperlink"/>
+    <w:lsdException w:qFormat="1" w:uiPriority="99" w:name="Hyperlink"/>
     <w:lsdException w:uiPriority="99" w:name="FollowedHyperlink"/>
     <w:lsdException w:qFormat="1" w:unhideWhenUsed="0" w:uiPriority="22" w:semiHidden="0" w:name="Strong"/>
     <w:lsdException w:qFormat="1" w:unhideWhenUsed="0" w:uiPriority="20" w:semiHidden="0" w:name="Emphasis"/>
@@ -24805,12 +24942,12 @@
     <w:lsdException w:qFormat="1" w:unhideWhenUsed="0" w:uiPriority="65" w:semiHidden="0" w:name="Medium List 1"/>
     <w:lsdException w:qFormat="1" w:unhideWhenUsed="0" w:uiPriority="66" w:semiHidden="0" w:name="Medium List 2"/>
     <w:lsdException w:qFormat="1" w:unhideWhenUsed="0" w:uiPriority="67" w:semiHidden="0" w:name="Medium Grid 1"/>
-    <w:lsdException w:unhideWhenUsed="0" w:uiPriority="68" w:semiHidden="0" w:name="Medium Grid 2"/>
+    <w:lsdException w:qFormat="1" w:unhideWhenUsed="0" w:uiPriority="68" w:semiHidden="0" w:name="Medium Grid 2"/>
     <w:lsdException w:qFormat="1" w:unhideWhenUsed="0" w:uiPriority="69" w:semiHidden="0" w:name="Medium Grid 3"/>
     <w:lsdException w:qFormat="1" w:unhideWhenUsed="0" w:uiPriority="70" w:semiHidden="0" w:name="Dark List"/>
     <w:lsdException w:qFormat="1" w:unhideWhenUsed="0" w:uiPriority="71" w:semiHidden="0" w:name="Colorful Shading"/>
-    <w:lsdException w:unhideWhenUsed="0" w:uiPriority="72" w:semiHidden="0" w:name="Colorful List"/>
-    <w:lsdException w:unhideWhenUsed="0" w:uiPriority="73" w:semiHidden="0" w:name="Colorful Grid"/>
+    <w:lsdException w:qFormat="1" w:unhideWhenUsed="0" w:uiPriority="72" w:semiHidden="0" w:name="Colorful List"/>
+    <w:lsdException w:qFormat="1" w:unhideWhenUsed="0" w:uiPriority="73" w:semiHidden="0" w:name="Colorful Grid"/>
     <w:lsdException w:qFormat="1" w:unhideWhenUsed="0" w:uiPriority="60" w:semiHidden="0" w:name="Light Shading Accent 1"/>
     <w:lsdException w:unhideWhenUsed="0" w:uiPriority="61" w:semiHidden="0" w:name="Light List Accent 1"/>
     <w:lsdException w:unhideWhenUsed="0" w:uiPriority="62" w:semiHidden="0" w:name="Light Grid Accent 1"/>
@@ -24824,8 +24961,8 @@
     <w:lsdException w:qFormat="1" w:unhideWhenUsed="0" w:uiPriority="67" w:semiHidden="0" w:name="Medium Grid 1 Accent 1"/>
     <w:lsdException w:qFormat="1" w:unhideWhenUsed="0" w:uiPriority="68" w:semiHidden="0" w:name="Medium Grid 2 Accent 1"/>
     <w:lsdException w:qFormat="1" w:unhideWhenUsed="0" w:uiPriority="69" w:semiHidden="0" w:name="Medium Grid 3 Accent 1"/>
-    <w:lsdException w:unhideWhenUsed="0" w:uiPriority="70" w:semiHidden="0" w:name="Dark List Accent 1"/>
-    <w:lsdException w:unhideWhenUsed="0" w:uiPriority="71" w:semiHidden="0" w:name="Colorful Shading Accent 1"/>
+    <w:lsdException w:qFormat="1" w:unhideWhenUsed="0" w:uiPriority="70" w:semiHidden="0" w:name="Dark List Accent 1"/>
+    <w:lsdException w:qFormat="1" w:unhideWhenUsed="0" w:uiPriority="71" w:semiHidden="0" w:name="Colorful Shading Accent 1"/>
     <w:lsdException w:qFormat="1" w:unhideWhenUsed="0" w:uiPriority="72" w:semiHidden="0" w:name="Colorful List Accent 1"/>
     <w:lsdException w:qFormat="1" w:unhideWhenUsed="0" w:uiPriority="73" w:semiHidden="0" w:name="Colorful Grid Accent 1"/>
     <w:lsdException w:unhideWhenUsed="0" w:uiPriority="60" w:semiHidden="0" w:name="Light Shading Accent 2"/>
@@ -24836,9 +24973,9 @@
     <w:lsdException w:unhideWhenUsed="0" w:uiPriority="65" w:semiHidden="0" w:name="Medium List 1 Accent 2"/>
     <w:lsdException w:qFormat="1" w:unhideWhenUsed="0" w:uiPriority="66" w:semiHidden="0" w:name="Medium List 2 Accent 2"/>
     <w:lsdException w:qFormat="1" w:unhideWhenUsed="0" w:uiPriority="67" w:semiHidden="0" w:name="Medium Grid 1 Accent 2"/>
-    <w:lsdException w:unhideWhenUsed="0" w:uiPriority="68" w:semiHidden="0" w:name="Medium Grid 2 Accent 2"/>
+    <w:lsdException w:qFormat="1" w:unhideWhenUsed="0" w:uiPriority="68" w:semiHidden="0" w:name="Medium Grid 2 Accent 2"/>
     <w:lsdException w:qFormat="1" w:unhideWhenUsed="0" w:uiPriority="69" w:semiHidden="0" w:name="Medium Grid 3 Accent 2"/>
-    <w:lsdException w:unhideWhenUsed="0" w:uiPriority="70" w:semiHidden="0" w:name="Dark List Accent 2"/>
+    <w:lsdException w:qFormat="1" w:unhideWhenUsed="0" w:uiPriority="70" w:semiHidden="0" w:name="Dark List Accent 2"/>
     <w:lsdException w:qFormat="1" w:unhideWhenUsed="0" w:uiPriority="71" w:semiHidden="0" w:name="Colorful Shading Accent 2"/>
     <w:lsdException w:qFormat="1" w:unhideWhenUsed="0" w:uiPriority="72" w:semiHidden="0" w:name="Colorful List Accent 2"/>
     <w:lsdException w:qFormat="1" w:unhideWhenUsed="0" w:uiPriority="73" w:semiHidden="0" w:name="Colorful Grid Accent 2"/>
@@ -24850,10 +24987,10 @@
     <w:lsdException w:unhideWhenUsed="0" w:uiPriority="65" w:semiHidden="0" w:name="Medium List 1 Accent 3"/>
     <w:lsdException w:unhideWhenUsed="0" w:uiPriority="66" w:semiHidden="0" w:name="Medium List 2 Accent 3"/>
     <w:lsdException w:qFormat="1" w:unhideWhenUsed="0" w:uiPriority="67" w:semiHidden="0" w:name="Medium Grid 1 Accent 3"/>
-    <w:lsdException w:unhideWhenUsed="0" w:uiPriority="68" w:semiHidden="0" w:name="Medium Grid 2 Accent 3"/>
+    <w:lsdException w:qFormat="1" w:unhideWhenUsed="0" w:uiPriority="68" w:semiHidden="0" w:name="Medium Grid 2 Accent 3"/>
     <w:lsdException w:qFormat="1" w:unhideWhenUsed="0" w:uiPriority="69" w:semiHidden="0" w:name="Medium Grid 3 Accent 3"/>
     <w:lsdException w:qFormat="1" w:unhideWhenUsed="0" w:uiPriority="70" w:semiHidden="0" w:name="Dark List Accent 3"/>
-    <w:lsdException w:unhideWhenUsed="0" w:uiPriority="71" w:semiHidden="0" w:name="Colorful Shading Accent 3"/>
+    <w:lsdException w:qFormat="1" w:unhideWhenUsed="0" w:uiPriority="71" w:semiHidden="0" w:name="Colorful Shading Accent 3"/>
     <w:lsdException w:qFormat="1" w:unhideWhenUsed="0" w:uiPriority="72" w:semiHidden="0" w:name="Colorful List Accent 3"/>
     <w:lsdException w:qFormat="1" w:unhideWhenUsed="0" w:uiPriority="73" w:semiHidden="0" w:name="Colorful Grid Accent 3"/>
     <w:lsdException w:qFormat="1" w:unhideWhenUsed="0" w:uiPriority="60" w:semiHidden="0" w:name="Light Shading Accent 4"/>
@@ -24879,11 +25016,11 @@
     <w:lsdException w:unhideWhenUsed="0" w:uiPriority="66" w:semiHidden="0" w:name="Medium List 2 Accent 5"/>
     <w:lsdException w:unhideWhenUsed="0" w:uiPriority="67" w:semiHidden="0" w:name="Medium Grid 1 Accent 5"/>
     <w:lsdException w:unhideWhenUsed="0" w:uiPriority="68" w:semiHidden="0" w:name="Medium Grid 2 Accent 5"/>
-    <w:lsdException w:unhideWhenUsed="0" w:uiPriority="69" w:semiHidden="0" w:name="Medium Grid 3 Accent 5"/>
+    <w:lsdException w:qFormat="1" w:unhideWhenUsed="0" w:uiPriority="69" w:semiHidden="0" w:name="Medium Grid 3 Accent 5"/>
     <w:lsdException w:qFormat="1" w:unhideWhenUsed="0" w:uiPriority="70" w:semiHidden="0" w:name="Dark List Accent 5"/>
     <w:lsdException w:unhideWhenUsed="0" w:uiPriority="71" w:semiHidden="0" w:name="Colorful Shading Accent 5"/>
     <w:lsdException w:qFormat="1" w:unhideWhenUsed="0" w:uiPriority="72" w:semiHidden="0" w:name="Colorful List Accent 5"/>
-    <w:lsdException w:unhideWhenUsed="0" w:uiPriority="73" w:semiHidden="0" w:name="Colorful Grid Accent 5"/>
+    <w:lsdException w:qFormat="1" w:unhideWhenUsed="0" w:uiPriority="73" w:semiHidden="0" w:name="Colorful Grid Accent 5"/>
     <w:lsdException w:qFormat="1" w:unhideWhenUsed="0" w:uiPriority="60" w:semiHidden="0" w:name="Light Shading Accent 6"/>
     <w:lsdException w:unhideWhenUsed="0" w:uiPriority="61" w:semiHidden="0" w:name="Light List Accent 6"/>
     <w:lsdException w:qFormat="1" w:unhideWhenUsed="0" w:uiPriority="62" w:semiHidden="0" w:name="Light Grid Accent 6"/>
@@ -24895,7 +25032,7 @@
     <w:lsdException w:qFormat="1" w:unhideWhenUsed="0" w:uiPriority="68" w:semiHidden="0" w:name="Medium Grid 2 Accent 6"/>
     <w:lsdException w:qFormat="1" w:unhideWhenUsed="0" w:uiPriority="69" w:semiHidden="0" w:name="Medium Grid 3 Accent 6"/>
     <w:lsdException w:qFormat="1" w:unhideWhenUsed="0" w:uiPriority="70" w:semiHidden="0" w:name="Dark List Accent 6"/>
-    <w:lsdException w:unhideWhenUsed="0" w:uiPriority="71" w:semiHidden="0" w:name="Colorful Shading Accent 6"/>
+    <w:lsdException w:qFormat="1" w:unhideWhenUsed="0" w:uiPriority="71" w:semiHidden="0" w:name="Colorful Shading Accent 6"/>
     <w:lsdException w:qFormat="1" w:unhideWhenUsed="0" w:uiPriority="72" w:semiHidden="0" w:name="Colorful List Accent 6"/>
     <w:lsdException w:qFormat="1" w:unhideWhenUsed="0" w:uiPriority="73" w:semiHidden="0" w:name="Colorful Grid Accent 6"/>
   </w:latentStyles>
@@ -24982,7 +25119,7 @@
   <w:style w:type="paragraph" w:styleId="6">
     <w:name w:val="heading 4"/>
     <w:next w:val="1"/>
-    <w:link w:val="155"/>
+    <w:link w:val="154"/>
     <w:unhideWhenUsed/>
     <w:qFormat/>
     <w:uiPriority w:val="9"/>
@@ -25007,7 +25144,7 @@
   <w:style w:type="paragraph" w:styleId="7">
     <w:name w:val="heading 5"/>
     <w:next w:val="1"/>
-    <w:link w:val="156"/>
+    <w:link w:val="155"/>
     <w:semiHidden/>
     <w:unhideWhenUsed/>
     <w:qFormat/>
@@ -25033,7 +25170,7 @@
   <w:style w:type="paragraph" w:styleId="8">
     <w:name w:val="heading 6"/>
     <w:next w:val="1"/>
-    <w:link w:val="157"/>
+    <w:link w:val="156"/>
     <w:semiHidden/>
     <w:unhideWhenUsed/>
     <w:qFormat/>
@@ -25059,7 +25196,7 @@
   <w:style w:type="paragraph" w:styleId="9">
     <w:name w:val="heading 7"/>
     <w:next w:val="1"/>
-    <w:link w:val="158"/>
+    <w:link w:val="157"/>
     <w:semiHidden/>
     <w:unhideWhenUsed/>
     <w:qFormat/>
@@ -25085,7 +25222,7 @@
   <w:style w:type="paragraph" w:styleId="10">
     <w:name w:val="heading 8"/>
     <w:next w:val="1"/>
-    <w:link w:val="159"/>
+    <w:link w:val="158"/>
     <w:semiHidden/>
     <w:unhideWhenUsed/>
     <w:qFormat/>
@@ -25110,7 +25247,7 @@
   <w:style w:type="paragraph" w:styleId="11">
     <w:name w:val="heading 9"/>
     <w:next w:val="1"/>
-    <w:link w:val="160"/>
+    <w:link w:val="159"/>
     <w:semiHidden/>
     <w:unhideWhenUsed/>
     <w:qFormat/>
@@ -25132,7 +25269,7 @@
       <w:lang w:bidi="ar-SA"/>
     </w:rPr>
   </w:style>
-  <w:style w:type="character" w:default="1" w:styleId="143">
+  <w:style w:type="character" w:default="1" w:styleId="134">
     <w:name w:val="Default Paragraph Font"/>
     <w:semiHidden/>
     <w:unhideWhenUsed/>
@@ -25156,7 +25293,7 @@
   </w:style>
   <w:style w:type="paragraph" w:styleId="2">
     <w:name w:val="macro"/>
-    <w:link w:val="152"/>
+    <w:link w:val="151"/>
     <w:unhideWhenUsed/>
     <w:qFormat/>
     <w:uiPriority w:val="99"/>
@@ -25259,7 +25396,7 @@
   <w:style w:type="paragraph" w:styleId="17">
     <w:name w:val="annotation text"/>
     <w:basedOn w:val="1"/>
-    <w:link w:val="169"/>
+    <w:link w:val="168"/>
     <w:semiHidden/>
     <w:unhideWhenUsed/>
     <w:qFormat/>
@@ -25268,7 +25405,7 @@
   <w:style w:type="paragraph" w:styleId="18">
     <w:name w:val="Body Text 3"/>
     <w:basedOn w:val="1"/>
-    <w:link w:val="151"/>
+    <w:link w:val="150"/>
     <w:unhideWhenUsed/>
     <w:qFormat/>
     <w:uiPriority w:val="99"/>
@@ -25429,7 +25566,7 @@
   <w:style w:type="paragraph" w:styleId="29">
     <w:name w:val="Body Text 2"/>
     <w:basedOn w:val="1"/>
-    <w:link w:val="150"/>
+    <w:link w:val="149"/>
     <w:unhideWhenUsed/>
     <w:qFormat/>
     <w:uiPriority w:val="99"/>
@@ -25485,7 +25622,7 @@
     <w:name w:val="annotation subject"/>
     <w:basedOn w:val="17"/>
     <w:next w:val="17"/>
-    <w:link w:val="170"/>
+    <w:link w:val="169"/>
     <w:semiHidden/>
     <w:unhideWhenUsed/>
     <w:qFormat/>
@@ -31350,6 +31487,7 @@
   <w:style w:type="table" w:styleId="92">
     <w:name w:val="Medium Grid 2"/>
     <w:basedOn w:val="34"/>
+    <w:qFormat/>
     <w:uiPriority w:val="68"/>
     <w:pPr>
       <w:spacing w:after="0" w:line="240" w:lineRule="auto"/>
@@ -31631,6 +31769,7 @@
   <w:style w:type="table" w:styleId="94">
     <w:name w:val="Medium Grid 2 Accent 2"/>
     <w:basedOn w:val="34"/>
+    <w:qFormat/>
     <w:uiPriority w:val="68"/>
     <w:pPr>
       <w:spacing w:after="0" w:line="240" w:lineRule="auto"/>
@@ -31771,6 +31910,7 @@
   <w:style w:type="table" w:styleId="95">
     <w:name w:val="Medium Grid 2 Accent 3"/>
     <w:basedOn w:val="34"/>
+    <w:qFormat/>
     <w:uiPriority w:val="68"/>
     <w:pPr>
       <w:spacing w:after="0" w:line="240" w:lineRule="auto"/>
@@ -33093,6 +33233,7 @@
   <w:style w:type="table" w:styleId="104">
     <w:name w:val="Medium Grid 3 Accent 5"/>
     <w:basedOn w:val="34"/>
+    <w:qFormat/>
     <w:uiPriority w:val="69"/>
     <w:pPr>
       <w:spacing w:after="0" w:line="240" w:lineRule="auto"/>
@@ -33508,6 +33649,7 @@
   <w:style w:type="table" w:styleId="107">
     <w:name w:val="Dark List Accent 1"/>
     <w:basedOn w:val="34"/>
+    <w:qFormat/>
     <w:uiPriority w:val="70"/>
     <w:pPr>
       <w:spacing w:after="0" w:line="240" w:lineRule="auto"/>
@@ -33619,6 +33761,7 @@
   <w:style w:type="table" w:styleId="108">
     <w:name w:val="Dark List Accent 2"/>
     <w:basedOn w:val="34"/>
+    <w:qFormat/>
     <w:uiPriority w:val="70"/>
     <w:pPr>
       <w:spacing w:after="0" w:line="240" w:lineRule="auto"/>
@@ -34321,6 +34464,7 @@
   <w:style w:type="table" w:styleId="114">
     <w:name w:val="Colorful Shading Accent 1"/>
     <w:basedOn w:val="34"/>
+    <w:qFormat/>
     <w:uiPriority w:val="71"/>
     <w:pPr>
       <w:spacing w:after="0" w:line="240" w:lineRule="auto"/>
@@ -34606,6 +34750,7 @@
   <w:style w:type="table" w:styleId="116">
     <w:name w:val="Colorful Shading Accent 3"/>
     <w:basedOn w:val="34"/>
+    <w:qFormat/>
     <w:uiPriority w:val="71"/>
     <w:pPr>
       <w:spacing w:after="0" w:line="240" w:lineRule="auto"/>
@@ -35013,6 +35158,7 @@
   <w:style w:type="table" w:styleId="119">
     <w:name w:val="Colorful Shading Accent 6"/>
     <w:basedOn w:val="34"/>
+    <w:qFormat/>
     <w:uiPriority w:val="71"/>
     <w:pPr>
       <w:spacing w:after="0" w:line="240" w:lineRule="auto"/>
@@ -35155,6 +35301,7 @@
   <w:style w:type="table" w:styleId="120">
     <w:name w:val="Colorful List"/>
     <w:basedOn w:val="34"/>
+    <w:qFormat/>
     <w:uiPriority w:val="72"/>
     <w:pPr>
       <w:spacing w:after="0" w:line="240" w:lineRule="auto"/>
@@ -35777,6 +35924,7 @@
   <w:style w:type="table" w:styleId="127">
     <w:name w:val="Colorful Grid"/>
     <w:basedOn w:val="34"/>
+    <w:qFormat/>
     <w:uiPriority w:val="73"/>
     <w:pPr>
       <w:spacing w:after="0" w:line="240" w:lineRule="auto"/>
@@ -36231,6 +36379,7 @@
   <w:style w:type="table" w:styleId="132">
     <w:name w:val="Colorful Grid Accent 5"/>
     <w:basedOn w:val="34"/>
+    <w:qFormat/>
     <w:uiPriority w:val="73"/>
     <w:pPr>
       <w:spacing w:after="0" w:line="240" w:lineRule="auto"/>
@@ -36411,7 +36560,7 @@
   </w:style>
   <w:style w:type="character" w:styleId="135">
     <w:name w:val="Strong"/>
-    <w:basedOn w:val="143"/>
+    <w:basedOn w:val="134"/>
     <w:qFormat/>
     <w:uiPriority w:val="22"/>
     <w:rPr>
@@ -36421,7 +36570,7 @@
   </w:style>
   <w:style w:type="character" w:styleId="136">
     <w:name w:val="Emphasis"/>
-    <w:basedOn w:val="143"/>
+    <w:basedOn w:val="134"/>
     <w:qFormat/>
     <w:uiPriority w:val="20"/>
     <w:rPr>
@@ -36431,9 +36580,10 @@
   </w:style>
   <w:style w:type="character" w:styleId="137">
     <w:name w:val="Hyperlink"/>
-    <w:basedOn w:val="143"/>
+    <w:basedOn w:val="134"/>
     <w:semiHidden/>
     <w:unhideWhenUsed/>
+    <w:qFormat/>
     <w:uiPriority w:val="99"/>
     <w:rPr>
       <w:color w:val="0000FF"/>
@@ -36442,7 +36592,7 @@
   </w:style>
   <w:style w:type="character" w:styleId="138">
     <w:name w:val="annotation reference"/>
-    <w:basedOn w:val="143"/>
+    <w:basedOn w:val="134"/>
     <w:semiHidden/>
     <w:unhideWhenUsed/>
     <w:qFormat/>
@@ -36454,14 +36604,14 @@
   </w:style>
   <w:style w:type="character" w:customStyle="1" w:styleId="139">
     <w:name w:val="Header Char"/>
-    <w:basedOn w:val="143"/>
+    <w:basedOn w:val="134"/>
     <w:link w:val="26"/>
     <w:qFormat/>
     <w:uiPriority w:val="99"/>
   </w:style>
   <w:style w:type="character" w:customStyle="1" w:styleId="140">
     <w:name w:val="Footer Char"/>
-    <w:basedOn w:val="143"/>
+    <w:basedOn w:val="134"/>
     <w:link w:val="25"/>
     <w:qFormat/>
     <w:uiPriority w:val="99"/>
@@ -36482,7 +36632,7 @@
   </w:style>
   <w:style w:type="character" w:customStyle="1" w:styleId="142">
     <w:name w:val="Heading 1 Char"/>
-    <w:basedOn w:val="143"/>
+    <w:basedOn w:val="134"/>
     <w:link w:val="3"/>
     <w:qFormat/>
     <w:uiPriority w:val="9"/>
@@ -36494,9 +36644,9 @@
       <w:szCs w:val="44"/>
     </w:rPr>
   </w:style>
-  <w:style w:type="character" w:customStyle="1" w:styleId="144">
+  <w:style w:type="character" w:customStyle="1" w:styleId="143">
     <w:name w:val="Heading 2 Char"/>
-    <w:basedOn w:val="143"/>
+    <w:basedOn w:val="134"/>
     <w:qFormat/>
     <w:uiPriority w:val="9"/>
     <w:rPr>
@@ -36513,9 +36663,9 @@
       </w14:textFill>
     </w:rPr>
   </w:style>
-  <w:style w:type="character" w:customStyle="1" w:styleId="145">
+  <w:style w:type="character" w:customStyle="1" w:styleId="144">
     <w:name w:val="Heading 3 Char"/>
-    <w:basedOn w:val="143"/>
+    <w:basedOn w:val="134"/>
     <w:qFormat/>
     <w:uiPriority w:val="9"/>
     <w:rPr>
@@ -36530,9 +36680,9 @@
       </w14:textFill>
     </w:rPr>
   </w:style>
-  <w:style w:type="character" w:customStyle="1" w:styleId="146">
+  <w:style w:type="character" w:customStyle="1" w:styleId="145">
     <w:name w:val="Title Char"/>
-    <w:basedOn w:val="143"/>
+    <w:basedOn w:val="134"/>
     <w:qFormat/>
     <w:uiPriority w:val="10"/>
     <w:rPr>
@@ -36544,9 +36694,9 @@
       <w:szCs w:val="52"/>
     </w:rPr>
   </w:style>
-  <w:style w:type="character" w:customStyle="1" w:styleId="147">
+  <w:style w:type="character" w:customStyle="1" w:styleId="146">
     <w:name w:val="Subtitle Char"/>
-    <w:basedOn w:val="143"/>
+    <w:basedOn w:val="134"/>
     <w:qFormat/>
     <w:uiPriority w:val="11"/>
     <w:rPr>
@@ -36564,7 +36714,7 @@
       </w14:textFill>
     </w:rPr>
   </w:style>
-  <w:style w:type="paragraph" w:styleId="148">
+  <w:style w:type="paragraph" w:styleId="147">
     <w:name w:val="List Paragraph"/>
     <w:basedOn w:val="1"/>
     <w:qFormat/>
@@ -36574,22 +36724,22 @@
       <w:contextualSpacing/>
     </w:pPr>
   </w:style>
+  <w:style w:type="character" w:customStyle="1" w:styleId="148">
+    <w:name w:val="Body Text Char"/>
+    <w:basedOn w:val="134"/>
+    <w:qFormat/>
+    <w:uiPriority w:val="99"/>
+  </w:style>
   <w:style w:type="character" w:customStyle="1" w:styleId="149">
-    <w:name w:val="Body Text Char"/>
-    <w:basedOn w:val="143"/>
+    <w:name w:val="Body Text 2 Char"/>
+    <w:basedOn w:val="134"/>
+    <w:link w:val="29"/>
     <w:qFormat/>
     <w:uiPriority w:val="99"/>
   </w:style>
   <w:style w:type="character" w:customStyle="1" w:styleId="150">
-    <w:name w:val="Body Text 2 Char"/>
-    <w:basedOn w:val="143"/>
-    <w:link w:val="29"/>
-    <w:qFormat/>
-    <w:uiPriority w:val="99"/>
-  </w:style>
-  <w:style w:type="character" w:customStyle="1" w:styleId="151">
     <w:name w:val="Body Text 3 Char"/>
-    <w:basedOn w:val="143"/>
+    <w:basedOn w:val="134"/>
     <w:link w:val="18"/>
     <w:qFormat/>
     <w:uiPriority w:val="99"/>
@@ -36598,9 +36748,9 @@
       <w:szCs w:val="16"/>
     </w:rPr>
   </w:style>
-  <w:style w:type="character" w:customStyle="1" w:styleId="152">
+  <w:style w:type="character" w:customStyle="1" w:styleId="151">
     <w:name w:val="Macro Text Char"/>
-    <w:basedOn w:val="143"/>
+    <w:basedOn w:val="134"/>
     <w:link w:val="2"/>
     <w:qFormat/>
     <w:uiPriority w:val="99"/>
@@ -36610,11 +36760,28 @@
       <w:szCs w:val="20"/>
     </w:rPr>
   </w:style>
-  <w:style w:type="paragraph" w:styleId="153">
+  <w:style w:type="paragraph" w:styleId="152">
     <w:name w:val="Quote"/>
     <w:basedOn w:val="1"/>
     <w:next w:val="1"/>
-    <w:link w:val="154"/>
+    <w:link w:val="153"/>
+    <w:qFormat/>
+    <w:uiPriority w:val="29"/>
+    <w:rPr>
+      <w:i/>
+      <w:iCs/>
+      <w:color w:val="000000" w:themeColor="text1"/>
+      <w14:textFill>
+        <w14:solidFill>
+          <w14:schemeClr w14:val="tx1"/>
+        </w14:solidFill>
+      </w14:textFill>
+    </w:rPr>
+  </w:style>
+  <w:style w:type="character" w:customStyle="1" w:styleId="153">
+    <w:name w:val="Quote Char"/>
+    <w:basedOn w:val="134"/>
+    <w:link w:val="152"/>
     <w:qFormat/>
     <w:uiPriority w:val="29"/>
     <w:rPr>
@@ -36629,25 +36796,8 @@
     </w:rPr>
   </w:style>
   <w:style w:type="character" w:customStyle="1" w:styleId="154">
-    <w:name w:val="Quote Char"/>
-    <w:basedOn w:val="143"/>
-    <w:link w:val="153"/>
-    <w:qFormat/>
-    <w:uiPriority w:val="29"/>
-    <w:rPr>
-      <w:i/>
-      <w:iCs/>
-      <w:color w:val="000000" w:themeColor="text1"/>
-      <w14:textFill>
-        <w14:solidFill>
-          <w14:schemeClr w14:val="tx1"/>
-        </w14:solidFill>
-      </w14:textFill>
-    </w:rPr>
-  </w:style>
-  <w:style w:type="character" w:customStyle="1" w:styleId="155">
     <w:name w:val="Heading 4 Char"/>
-    <w:basedOn w:val="143"/>
+    <w:basedOn w:val="134"/>
     <w:link w:val="6"/>
     <w:qFormat/>
     <w:uiPriority w:val="9"/>
@@ -36659,9 +36809,9 @@
       <w:szCs w:val="28"/>
     </w:rPr>
   </w:style>
-  <w:style w:type="character" w:customStyle="1" w:styleId="156">
+  <w:style w:type="character" w:customStyle="1" w:styleId="155">
     <w:name w:val="Heading 5 Char"/>
-    <w:basedOn w:val="143"/>
+    <w:basedOn w:val="134"/>
     <w:link w:val="7"/>
     <w:semiHidden/>
     <w:qFormat/>
@@ -36674,9 +36824,9 @@
       <w:szCs w:val="28"/>
     </w:rPr>
   </w:style>
-  <w:style w:type="character" w:customStyle="1" w:styleId="157">
+  <w:style w:type="character" w:customStyle="1" w:styleId="156">
     <w:name w:val="Heading 6 Char"/>
-    <w:basedOn w:val="143"/>
+    <w:basedOn w:val="134"/>
     <w:link w:val="8"/>
     <w:semiHidden/>
     <w:qFormat/>
@@ -36689,9 +36839,9 @@
       <w:szCs w:val="24"/>
     </w:rPr>
   </w:style>
-  <w:style w:type="character" w:customStyle="1" w:styleId="158">
+  <w:style w:type="character" w:customStyle="1" w:styleId="157">
     <w:name w:val="Heading 7 Char"/>
-    <w:basedOn w:val="143"/>
+    <w:basedOn w:val="134"/>
     <w:link w:val="9"/>
     <w:semiHidden/>
     <w:qFormat/>
@@ -36704,9 +36854,9 @@
       <w:szCs w:val="24"/>
     </w:rPr>
   </w:style>
-  <w:style w:type="character" w:customStyle="1" w:styleId="159">
+  <w:style w:type="character" w:customStyle="1" w:styleId="158">
     <w:name w:val="Heading 8 Char"/>
-    <w:basedOn w:val="143"/>
+    <w:basedOn w:val="134"/>
     <w:link w:val="10"/>
     <w:semiHidden/>
     <w:qFormat/>
@@ -36718,9 +36868,9 @@
       <w:szCs w:val="24"/>
     </w:rPr>
   </w:style>
-  <w:style w:type="character" w:customStyle="1" w:styleId="160">
+  <w:style w:type="character" w:customStyle="1" w:styleId="159">
     <w:name w:val="Heading 9 Char"/>
-    <w:basedOn w:val="143"/>
+    <w:basedOn w:val="134"/>
     <w:link w:val="11"/>
     <w:semiHidden/>
     <w:qFormat/>
@@ -36732,11 +36882,11 @@
       <w:szCs w:val="21"/>
     </w:rPr>
   </w:style>
-  <w:style w:type="paragraph" w:styleId="161">
+  <w:style w:type="paragraph" w:styleId="160">
     <w:name w:val="Intense Quote"/>
     <w:basedOn w:val="1"/>
     <w:next w:val="1"/>
-    <w:link w:val="162"/>
+    <w:link w:val="161"/>
     <w:qFormat/>
     <w:uiPriority w:val="30"/>
     <w:pPr>
@@ -36759,10 +36909,10 @@
       </w14:textFill>
     </w:rPr>
   </w:style>
-  <w:style w:type="character" w:customStyle="1" w:styleId="162">
+  <w:style w:type="character" w:customStyle="1" w:styleId="161">
     <w:name w:val="Intense Quote Char"/>
-    <w:basedOn w:val="143"/>
-    <w:link w:val="161"/>
+    <w:basedOn w:val="134"/>
+    <w:link w:val="160"/>
     <w:qFormat/>
     <w:uiPriority w:val="30"/>
     <w:rPr>
@@ -36778,9 +36928,9 @@
       </w14:textFill>
     </w:rPr>
   </w:style>
-  <w:style w:type="character" w:customStyle="1" w:styleId="163">
+  <w:style w:type="character" w:customStyle="1" w:styleId="162">
     <w:name w:val="Subtle Emphasis"/>
-    <w:basedOn w:val="143"/>
+    <w:basedOn w:val="134"/>
     <w:qFormat/>
     <w:uiPriority w:val="19"/>
     <w:rPr>
@@ -36797,9 +36947,9 @@
       </w14:textFill>
     </w:rPr>
   </w:style>
-  <w:style w:type="character" w:customStyle="1" w:styleId="164">
+  <w:style w:type="character" w:customStyle="1" w:styleId="163">
     <w:name w:val="Intense Emphasis"/>
-    <w:basedOn w:val="143"/>
+    <w:basedOn w:val="134"/>
     <w:qFormat/>
     <w:uiPriority w:val="21"/>
     <w:rPr>
@@ -36815,9 +36965,9 @@
       </w14:textFill>
     </w:rPr>
   </w:style>
-  <w:style w:type="character" w:customStyle="1" w:styleId="165">
+  <w:style w:type="character" w:customStyle="1" w:styleId="164">
     <w:name w:val="Subtle Reference"/>
-    <w:basedOn w:val="143"/>
+    <w:basedOn w:val="134"/>
     <w:qFormat/>
     <w:uiPriority w:val="31"/>
     <w:rPr>
@@ -36831,9 +36981,9 @@
       </w14:textFill>
     </w:rPr>
   </w:style>
-  <w:style w:type="character" w:customStyle="1" w:styleId="166">
+  <w:style w:type="character" w:customStyle="1" w:styleId="165">
     <w:name w:val="Intense Reference"/>
-    <w:basedOn w:val="143"/>
+    <w:basedOn w:val="134"/>
     <w:qFormat/>
     <w:uiPriority w:val="32"/>
     <w:rPr>
@@ -36850,9 +37000,9 @@
       </w14:textFill>
     </w:rPr>
   </w:style>
-  <w:style w:type="character" w:customStyle="1" w:styleId="167">
+  <w:style w:type="character" w:customStyle="1" w:styleId="166">
     <w:name w:val="Book Title"/>
-    <w:basedOn w:val="143"/>
+    <w:basedOn w:val="134"/>
     <w:qFormat/>
     <w:uiPriority w:val="33"/>
     <w:rPr>
@@ -36862,7 +37012,7 @@
       <w:spacing w:val="5"/>
     </w:rPr>
   </w:style>
-  <w:style w:type="paragraph" w:customStyle="1" w:styleId="168">
+  <w:style w:type="paragraph" w:customStyle="1" w:styleId="167">
     <w:name w:val="TOC Heading"/>
     <w:basedOn w:val="3"/>
     <w:next w:val="1"/>
@@ -36874,9 +37024,9 @@
       <w:outlineLvl w:val="9"/>
     </w:pPr>
   </w:style>
-  <w:style w:type="character" w:customStyle="1" w:styleId="169">
+  <w:style w:type="character" w:customStyle="1" w:styleId="168">
     <w:name w:val="Comment Text Char"/>
-    <w:basedOn w:val="143"/>
+    <w:basedOn w:val="134"/>
     <w:link w:val="17"/>
     <w:semiHidden/>
     <w:qFormat/>
@@ -36886,9 +37036,9 @@
       <w:sz w:val="21"/>
     </w:rPr>
   </w:style>
-  <w:style w:type="character" w:customStyle="1" w:styleId="170">
+  <w:style w:type="character" w:customStyle="1" w:styleId="169">
     <w:name w:val="Comment Subject Char"/>
-    <w:basedOn w:val="169"/>
+    <w:basedOn w:val="168"/>
     <w:link w:val="33"/>
     <w:semiHidden/>
     <w:qFormat/>
@@ -36900,8 +37050,9 @@
       <w:sz w:val="21"/>
     </w:rPr>
   </w:style>
-  <w:style w:type="character" w:customStyle="1" w:styleId="171">
+  <w:style w:type="character" w:customStyle="1" w:styleId="170">
     <w:name w:val="关键词"/>
+    <w:qFormat/>
     <w:uiPriority w:val="0"/>
     <w:rPr>
       <w:rFonts w:ascii="Times New Roman" w:hAnsi="Times New Roman" w:eastAsia="宋体" w:cs="宋体"/>
@@ -36910,9 +37061,10 @@
       <w:sz w:val="24"/>
     </w:rPr>
   </w:style>
-  <w:style w:type="paragraph" w:customStyle="1" w:styleId="172">
+  <w:style w:type="paragraph" w:customStyle="1" w:styleId="171">
     <w:name w:val="附录标题"/>
     <w:next w:val="1"/>
+    <w:qFormat/>
     <w:uiPriority w:val="0"/>
     <w:pPr>
       <w:widowControl w:val="0"/>
@@ -36921,10 +37073,14 @@
       <w:jc w:val="both"/>
       <w:outlineLvl w:val="0"/>
     </w:pPr>
+    <w:rPr>
+      <w:rFonts w:ascii="Times New Roman" w:hAnsi="Times New Roman" w:eastAsia="宋体" w:cs="Times New Roman"/>
+    </w:rPr>
   </w:style>
-  <w:style w:type="paragraph" w:customStyle="1" w:styleId="173">
+  <w:style w:type="paragraph" w:customStyle="1" w:styleId="172">
     <w:name w:val="文档说明标题"/>
     <w:next w:val="1"/>
+    <w:qFormat/>
     <w:uiPriority w:val="0"/>
     <w:pPr>
       <w:widowControl w:val="0"/>
@@ -36933,10 +37089,14 @@
       <w:jc w:val="center"/>
       <w:outlineLvl w:val="9"/>
     </w:pPr>
+    <w:rPr>
+      <w:rFonts w:ascii="Times New Roman" w:hAnsi="Times New Roman" w:eastAsia="宋体" w:cs="Times New Roman"/>
+    </w:rPr>
   </w:style>
-  <w:style w:type="paragraph" w:customStyle="1" w:styleId="174">
+  <w:style w:type="paragraph" w:customStyle="1" w:styleId="173">
     <w:name w:val="参考文献条目"/>
     <w:next w:val="1"/>
+    <w:qFormat/>
     <w:uiPriority w:val="0"/>
     <w:pPr>
       <w:widowControl w:val="0"/>
@@ -36945,10 +37105,14 @@
       <w:ind w:left="200" w:hanging="200" w:hangingChars="200"/>
       <w:jc w:val="both"/>
     </w:pPr>
+    <w:rPr>
+      <w:rFonts w:ascii="Times New Roman" w:hAnsi="Times New Roman" w:eastAsia="宋体" w:cs="Times New Roman"/>
+    </w:rPr>
   </w:style>
-  <w:style w:type="paragraph" w:customStyle="1" w:styleId="175">
+  <w:style w:type="paragraph" w:customStyle="1" w:styleId="174">
     <w:name w:val="章标题"/>
     <w:next w:val="1"/>
+    <w:qFormat/>
     <w:uiPriority w:val="0"/>
     <w:pPr>
       <w:widowControl w:val="0"/>
@@ -36957,6 +37121,9 @@
       <w:jc w:val="center"/>
       <w:outlineLvl w:val="0"/>
     </w:pPr>
+    <w:rPr>
+      <w:rFonts w:ascii="Times New Roman" w:hAnsi="Times New Roman" w:eastAsia="宋体" w:cs="Times New Roman"/>
+    </w:rPr>
   </w:style>
 </w:styles>
 </file>
